--- a/26MML0031_WEEK2_PRACTICE.docx
+++ b/26MML0031_WEEK2_PRACTICE.docx
@@ -126,7 +126,25 @@
                 <w:sz w:val="24"/>
                 <w:szCs w:val="24"/>
               </w:rPr>
-              <w:t>Data Cleaning and Preprocessing with Pandas: Create a DataFrame with some missing values in columns Name, Age, and City. Perform the following operations: fill missing values in the Age column with the mean age, drop rows where Name or City is missing, and convert the Age column to integer type. Finally, normalize the Age column using min-max scaling.</w:t>
+              <w:t xml:space="preserve">Data Cleaning and Preprocessing with Pandas: Create a </w:t>
+            </w:r>
+            <w:proofErr w:type="spellStart"/>
+            <w:r>
+              <w:rPr>
+                <w:rFonts w:ascii="Times New Roman" w:eastAsia="Times New Roman" w:hAnsi="Times New Roman" w:cs="Times New Roman"/>
+                <w:sz w:val="24"/>
+                <w:szCs w:val="24"/>
+              </w:rPr>
+              <w:t>DataFrame</w:t>
+            </w:r>
+            <w:proofErr w:type="spellEnd"/>
+            <w:r>
+              <w:rPr>
+                <w:rFonts w:ascii="Times New Roman" w:eastAsia="Times New Roman" w:hAnsi="Times New Roman" w:cs="Times New Roman"/>
+                <w:sz w:val="24"/>
+                <w:szCs w:val="24"/>
+              </w:rPr>
+              <w:t xml:space="preserve"> with some missing values in columns Name, Age, and City. Perform the following operations: fill missing values in the Age column with the mean age, drop rows where Name or City is missing, and convert the Age column to integer type. Finally, normalize the Age column using min-max scaling.</w:t>
             </w:r>
           </w:p>
         </w:tc>
@@ -186,7 +204,25 @@
                 <w:sz w:val="24"/>
                 <w:szCs w:val="24"/>
               </w:rPr>
-              <w:t xml:space="preserve">To understand how to create a Pandas DataFrame containing missing values. </w:t>
+              <w:t xml:space="preserve">To understand how to create a Pandas </w:t>
+            </w:r>
+            <w:proofErr w:type="spellStart"/>
+            <w:r>
+              <w:rPr>
+                <w:rFonts w:ascii="Times New Roman" w:eastAsia="Times New Roman" w:hAnsi="Times New Roman" w:cs="Times New Roman"/>
+                <w:sz w:val="24"/>
+                <w:szCs w:val="24"/>
+              </w:rPr>
+              <w:t>DataFrame</w:t>
+            </w:r>
+            <w:proofErr w:type="spellEnd"/>
+            <w:r>
+              <w:rPr>
+                <w:rFonts w:ascii="Times New Roman" w:eastAsia="Times New Roman" w:hAnsi="Times New Roman" w:cs="Times New Roman"/>
+                <w:sz w:val="24"/>
+                <w:szCs w:val="24"/>
+              </w:rPr>
+              <w:t xml:space="preserve"> containing missing values. </w:t>
             </w:r>
           </w:p>
           <w:p>
@@ -210,13 +246,33 @@
               </w:rPr>
               <w:t xml:space="preserve">To learn how to identify and handle missing data using the </w:t>
             </w:r>
+            <w:proofErr w:type="spellStart"/>
+            <w:proofErr w:type="gramStart"/>
             <w:r>
               <w:rPr>
                 <w:rFonts w:ascii="Times New Roman" w:eastAsia="Times New Roman" w:hAnsi="Times New Roman" w:cs="Times New Roman"/>
                 <w:sz w:val="20"/>
                 <w:szCs w:val="20"/>
               </w:rPr>
-              <w:t>fillna()</w:t>
+              <w:t>fillna</w:t>
+            </w:r>
+            <w:proofErr w:type="spellEnd"/>
+            <w:r>
+              <w:rPr>
+                <w:rFonts w:ascii="Times New Roman" w:eastAsia="Times New Roman" w:hAnsi="Times New Roman" w:cs="Times New Roman"/>
+                <w:sz w:val="20"/>
+                <w:szCs w:val="20"/>
+              </w:rPr>
+              <w:t>(</w:t>
+            </w:r>
+            <w:proofErr w:type="gramEnd"/>
+            <w:r>
+              <w:rPr>
+                <w:rFonts w:ascii="Times New Roman" w:eastAsia="Times New Roman" w:hAnsi="Times New Roman" w:cs="Times New Roman"/>
+                <w:sz w:val="20"/>
+                <w:szCs w:val="20"/>
+              </w:rPr>
+              <w:t>)</w:t>
             </w:r>
             <w:r>
               <w:rPr>
@@ -248,13 +304,33 @@
               </w:rPr>
               <w:t xml:space="preserve">To remove incomplete records using the </w:t>
             </w:r>
+            <w:proofErr w:type="spellStart"/>
+            <w:proofErr w:type="gramStart"/>
             <w:r>
               <w:rPr>
                 <w:rFonts w:ascii="Times New Roman" w:eastAsia="Times New Roman" w:hAnsi="Times New Roman" w:cs="Times New Roman"/>
                 <w:sz w:val="20"/>
                 <w:szCs w:val="20"/>
               </w:rPr>
-              <w:t>dropna()</w:t>
+              <w:t>dropna</w:t>
+            </w:r>
+            <w:proofErr w:type="spellEnd"/>
+            <w:r>
+              <w:rPr>
+                <w:rFonts w:ascii="Times New Roman" w:eastAsia="Times New Roman" w:hAnsi="Times New Roman" w:cs="Times New Roman"/>
+                <w:sz w:val="20"/>
+                <w:szCs w:val="20"/>
+              </w:rPr>
+              <w:t>(</w:t>
+            </w:r>
+            <w:proofErr w:type="gramEnd"/>
+            <w:r>
+              <w:rPr>
+                <w:rFonts w:ascii="Times New Roman" w:eastAsia="Times New Roman" w:hAnsi="Times New Roman" w:cs="Times New Roman"/>
+                <w:sz w:val="20"/>
+                <w:szCs w:val="20"/>
+              </w:rPr>
+              <w:t>)</w:t>
             </w:r>
             <w:r>
               <w:rPr>
@@ -284,15 +360,53 @@
                 <w:sz w:val="24"/>
                 <w:szCs w:val="24"/>
               </w:rPr>
-              <w:t xml:space="preserve">To convert a DataFrame column to the required data type using the </w:t>
-            </w:r>
+              <w:t xml:space="preserve">To convert a </w:t>
+            </w:r>
+            <w:proofErr w:type="spellStart"/>
+            <w:r>
+              <w:rPr>
+                <w:rFonts w:ascii="Times New Roman" w:eastAsia="Times New Roman" w:hAnsi="Times New Roman" w:cs="Times New Roman"/>
+                <w:sz w:val="24"/>
+                <w:szCs w:val="24"/>
+              </w:rPr>
+              <w:t>DataFrame</w:t>
+            </w:r>
+            <w:proofErr w:type="spellEnd"/>
+            <w:r>
+              <w:rPr>
+                <w:rFonts w:ascii="Times New Roman" w:eastAsia="Times New Roman" w:hAnsi="Times New Roman" w:cs="Times New Roman"/>
+                <w:sz w:val="24"/>
+                <w:szCs w:val="24"/>
+              </w:rPr>
+              <w:t xml:space="preserve"> column to the required data type using the </w:t>
+            </w:r>
+            <w:proofErr w:type="spellStart"/>
+            <w:proofErr w:type="gramStart"/>
             <w:r>
               <w:rPr>
                 <w:rFonts w:ascii="Times New Roman" w:eastAsia="Times New Roman" w:hAnsi="Times New Roman" w:cs="Times New Roman"/>
                 <w:sz w:val="20"/>
                 <w:szCs w:val="20"/>
               </w:rPr>
-              <w:t>astype()</w:t>
+              <w:t>astype</w:t>
+            </w:r>
+            <w:proofErr w:type="spellEnd"/>
+            <w:r>
+              <w:rPr>
+                <w:rFonts w:ascii="Times New Roman" w:eastAsia="Times New Roman" w:hAnsi="Times New Roman" w:cs="Times New Roman"/>
+                <w:sz w:val="20"/>
+                <w:szCs w:val="20"/>
+              </w:rPr>
+              <w:t>(</w:t>
+            </w:r>
+            <w:proofErr w:type="gramEnd"/>
+            <w:r>
+              <w:rPr>
+                <w:rFonts w:ascii="Times New Roman" w:eastAsia="Times New Roman" w:hAnsi="Times New Roman" w:cs="Times New Roman"/>
+                <w:sz w:val="20"/>
+                <w:szCs w:val="20"/>
+              </w:rPr>
+              <w:t>)</w:t>
             </w:r>
             <w:r>
               <w:rPr>
@@ -615,6 +729,7 @@
                       <w:szCs w:val="24"/>
                     </w:rPr>
                   </w:pPr>
+                  <w:proofErr w:type="spellStart"/>
                   <w:r>
                     <w:rPr>
                       <w:rFonts w:ascii="Times New Roman" w:eastAsia="Times New Roman" w:hAnsi="Times New Roman" w:cs="Times New Roman"/>
@@ -623,6 +738,7 @@
                     </w:rPr>
                     <w:t>np.nan</w:t>
                   </w:r>
+                  <w:proofErr w:type="spellEnd"/>
                 </w:p>
               </w:tc>
               <w:tc>
@@ -652,6 +768,7 @@
                       <w:szCs w:val="24"/>
                     </w:rPr>
                   </w:pPr>
+                  <w:proofErr w:type="spellStart"/>
                   <w:r>
                     <w:rPr>
                       <w:rFonts w:ascii="Times New Roman" w:eastAsia="Times New Roman" w:hAnsi="Times New Roman" w:cs="Times New Roman"/>
@@ -660,6 +777,7 @@
                     </w:rPr>
                     <w:t>np.nan</w:t>
                   </w:r>
+                  <w:proofErr w:type="spellEnd"/>
                 </w:p>
               </w:tc>
             </w:tr>
@@ -957,6 +1075,7 @@
                       <w:szCs w:val="24"/>
                     </w:rPr>
                   </w:pPr>
+                  <w:proofErr w:type="spellStart"/>
                   <w:r>
                     <w:rPr>
                       <w:rFonts w:ascii="Times New Roman" w:eastAsia="Times New Roman" w:hAnsi="Times New Roman" w:cs="Times New Roman"/>
@@ -965,6 +1084,7 @@
                     </w:rPr>
                     <w:t>np.nan</w:t>
                   </w:r>
+                  <w:proofErr w:type="spellEnd"/>
                 </w:p>
               </w:tc>
               <w:tc>
@@ -994,6 +1114,7 @@
                       <w:szCs w:val="24"/>
                     </w:rPr>
                   </w:pPr>
+                  <w:proofErr w:type="spellStart"/>
                   <w:r>
                     <w:rPr>
                       <w:rFonts w:ascii="Times New Roman" w:eastAsia="Times New Roman" w:hAnsi="Times New Roman" w:cs="Times New Roman"/>
@@ -1002,6 +1123,7 @@
                     </w:rPr>
                     <w:t>np.nan</w:t>
                   </w:r>
+                  <w:proofErr w:type="spellEnd"/>
                 </w:p>
               </w:tc>
             </w:tr>
@@ -1296,6 +1418,7 @@
                       <w:szCs w:val="24"/>
                     </w:rPr>
                   </w:pPr>
+                  <w:proofErr w:type="spellStart"/>
                   <w:r>
                     <w:rPr>
                       <w:rFonts w:ascii="Times New Roman" w:eastAsia="Times New Roman" w:hAnsi="Times New Roman" w:cs="Times New Roman"/>
@@ -1304,6 +1427,7 @@
                     </w:rPr>
                     <w:t>np.nan</w:t>
                   </w:r>
+                  <w:proofErr w:type="spellEnd"/>
                 </w:p>
               </w:tc>
               <w:tc>
@@ -1333,6 +1457,7 @@
                       <w:szCs w:val="24"/>
                     </w:rPr>
                   </w:pPr>
+                  <w:proofErr w:type="spellStart"/>
                   <w:r>
                     <w:rPr>
                       <w:rFonts w:ascii="Times New Roman" w:eastAsia="Times New Roman" w:hAnsi="Times New Roman" w:cs="Times New Roman"/>
@@ -1341,6 +1466,7 @@
                     </w:rPr>
                     <w:t>np.nan</w:t>
                   </w:r>
+                  <w:proofErr w:type="spellEnd"/>
                 </w:p>
               </w:tc>
             </w:tr>
@@ -1372,6 +1498,7 @@
                       <w:szCs w:val="24"/>
                     </w:rPr>
                   </w:pPr>
+                  <w:proofErr w:type="spellStart"/>
                   <w:r>
                     <w:rPr>
                       <w:rFonts w:ascii="Times New Roman" w:eastAsia="Times New Roman" w:hAnsi="Times New Roman" w:cs="Times New Roman"/>
@@ -1380,6 +1507,7 @@
                     </w:rPr>
                     <w:t>np.nan</w:t>
                   </w:r>
+                  <w:proofErr w:type="spellEnd"/>
                 </w:p>
               </w:tc>
               <w:tc>
@@ -1485,6 +1613,7 @@
                       <w:szCs w:val="24"/>
                     </w:rPr>
                   </w:pPr>
+                  <w:proofErr w:type="spellStart"/>
                   <w:r>
                     <w:rPr>
                       <w:rFonts w:ascii="Times New Roman" w:eastAsia="Times New Roman" w:hAnsi="Times New Roman" w:cs="Times New Roman"/>
@@ -1493,6 +1622,7 @@
                     </w:rPr>
                     <w:t>np.nan</w:t>
                   </w:r>
+                  <w:proofErr w:type="spellEnd"/>
                 </w:p>
               </w:tc>
               <w:tc>
@@ -1754,13 +1884,6 @@
             <w:pPr>
               <w:jc w:val="center"/>
             </w:pPr>
-            <w:r>
-              <w:rPr>
-                <w:rFonts w:ascii="Times New Roman" w:hAnsi="Times New Roman"/>
-                <w:sz w:val="21"/>
-              </w:rPr>
-              <w:t>1</w:t>
-            </w:r>
           </w:p>
         </w:tc>
         <w:tc>
@@ -1769,15 +1892,7 @@
             <w:shd w:val="clear" w:color="auto" w:fill="E2EFD9" w:themeFill="accent6" w:themeFillTint="33"/>
             <w:vAlign w:val="center"/>
           </w:tcPr>
-          <w:p>
-            <w:r>
-              <w:rPr>
-                <w:rFonts w:ascii="Times New Roman" w:hAnsi="Times New Roman"/>
-                <w:sz w:val="21"/>
-              </w:rPr>
-              <w:t>DataFrame()</w:t>
-            </w:r>
-          </w:p>
+          <w:p/>
         </w:tc>
         <w:tc>
           <w:tcPr>
@@ -1789,13 +1904,6 @@
             <w:pPr>
               <w:jc w:val="center"/>
             </w:pPr>
-            <w:r>
-              <w:rPr>
-                <w:rFonts w:ascii="Times New Roman" w:hAnsi="Times New Roman"/>
-                <w:sz w:val="21"/>
-              </w:rPr>
-              <w:t>pandas</w:t>
-            </w:r>
           </w:p>
         </w:tc>
         <w:tc>
@@ -1805,15 +1913,7 @@
             <w:shd w:val="clear" w:color="auto" w:fill="E2EFD9" w:themeFill="accent6" w:themeFillTint="33"/>
             <w:vAlign w:val="center"/>
           </w:tcPr>
-          <w:p>
-            <w:r>
-              <w:rPr>
-                <w:rFonts w:ascii="Times New Roman" w:hAnsi="Times New Roman"/>
-                <w:sz w:val="21"/>
-              </w:rPr>
-              <w:t>Creates a DataFrame from dictionary data</w:t>
-            </w:r>
-          </w:p>
+          <w:p/>
         </w:tc>
       </w:tr>
       <w:tr>
@@ -1846,13 +1946,6 @@
             <w:pPr>
               <w:jc w:val="center"/>
             </w:pPr>
-            <w:r>
-              <w:rPr>
-                <w:rFonts w:ascii="Times New Roman" w:hAnsi="Times New Roman"/>
-                <w:sz w:val="21"/>
-              </w:rPr>
-              <w:t>2</w:t>
-            </w:r>
           </w:p>
         </w:tc>
         <w:tc>
@@ -1861,15 +1954,7 @@
             <w:shd w:val="clear" w:color="auto" w:fill="E2EFD9" w:themeFill="accent6" w:themeFillTint="33"/>
             <w:vAlign w:val="center"/>
           </w:tcPr>
-          <w:p>
-            <w:r>
-              <w:rPr>
-                <w:rFonts w:ascii="Times New Roman" w:hAnsi="Times New Roman"/>
-                <w:sz w:val="21"/>
-              </w:rPr>
-              <w:t>[] / Boolean Indexing</w:t>
-            </w:r>
-          </w:p>
+          <w:p/>
         </w:tc>
         <w:tc>
           <w:tcPr>
@@ -1881,13 +1966,6 @@
             <w:pPr>
               <w:jc w:val="center"/>
             </w:pPr>
-            <w:r>
-              <w:rPr>
-                <w:rFonts w:ascii="Times New Roman" w:hAnsi="Times New Roman"/>
-                <w:sz w:val="21"/>
-              </w:rPr>
-              <w:t>pandas</w:t>
-            </w:r>
           </w:p>
         </w:tc>
         <w:tc>
@@ -1897,15 +1975,7 @@
             <w:shd w:val="clear" w:color="auto" w:fill="E2EFD9" w:themeFill="accent6" w:themeFillTint="33"/>
             <w:vAlign w:val="center"/>
           </w:tcPr>
-          <w:p>
-            <w:r>
-              <w:rPr>
-                <w:rFonts w:ascii="Times New Roman" w:hAnsi="Times New Roman"/>
-                <w:sz w:val="21"/>
-              </w:rPr>
-              <w:t>Selects columns and filters rows</w:t>
-            </w:r>
-          </w:p>
+          <w:p/>
         </w:tc>
       </w:tr>
       <w:tr>
@@ -1938,13 +2008,6 @@
             <w:pPr>
               <w:jc w:val="center"/>
             </w:pPr>
-            <w:r>
-              <w:rPr>
-                <w:rFonts w:ascii="Times New Roman" w:hAnsi="Times New Roman"/>
-                <w:sz w:val="21"/>
-              </w:rPr>
-              <w:t>3</w:t>
-            </w:r>
           </w:p>
         </w:tc>
         <w:tc>
@@ -1953,15 +2016,7 @@
             <w:shd w:val="clear" w:color="auto" w:fill="E2EFD9" w:themeFill="accent6" w:themeFillTint="33"/>
             <w:vAlign w:val="center"/>
           </w:tcPr>
-          <w:p>
-            <w:r>
-              <w:rPr>
-                <w:rFonts w:ascii="Times New Roman" w:hAnsi="Times New Roman"/>
-                <w:sz w:val="21"/>
-              </w:rPr>
-              <w:t>sort_values()</w:t>
-            </w:r>
-          </w:p>
+          <w:p/>
         </w:tc>
         <w:tc>
           <w:tcPr>
@@ -1973,13 +2028,6 @@
             <w:pPr>
               <w:jc w:val="center"/>
             </w:pPr>
-            <w:r>
-              <w:rPr>
-                <w:rFonts w:ascii="Times New Roman" w:hAnsi="Times New Roman"/>
-                <w:sz w:val="21"/>
-              </w:rPr>
-              <w:t>pandas</w:t>
-            </w:r>
           </w:p>
         </w:tc>
         <w:tc>
@@ -1989,15 +2037,7 @@
             <w:shd w:val="clear" w:color="auto" w:fill="E2EFD9" w:themeFill="accent6" w:themeFillTint="33"/>
             <w:vAlign w:val="center"/>
           </w:tcPr>
-          <w:p>
-            <w:r>
-              <w:rPr>
-                <w:rFonts w:ascii="Times New Roman" w:hAnsi="Times New Roman"/>
-                <w:sz w:val="21"/>
-              </w:rPr>
-              <w:t>Sorts rows according to Marks</w:t>
-            </w:r>
-          </w:p>
+          <w:p/>
         </w:tc>
       </w:tr>
       <w:tr>
@@ -2030,13 +2070,6 @@
             <w:pPr>
               <w:jc w:val="center"/>
             </w:pPr>
-            <w:r>
-              <w:rPr>
-                <w:rFonts w:ascii="Times New Roman" w:hAnsi="Times New Roman"/>
-                <w:sz w:val="21"/>
-              </w:rPr>
-              <w:t>4</w:t>
-            </w:r>
           </w:p>
         </w:tc>
         <w:tc>
@@ -2045,15 +2078,7 @@
             <w:shd w:val="clear" w:color="auto" w:fill="E2EFD9" w:themeFill="accent6" w:themeFillTint="33"/>
             <w:vAlign w:val="center"/>
           </w:tcPr>
-          <w:p>
-            <w:r>
-              <w:rPr>
-                <w:rFonts w:ascii="Times New Roman" w:hAnsi="Times New Roman"/>
-                <w:sz w:val="21"/>
-              </w:rPr>
-              <w:t>mean()</w:t>
-            </w:r>
-          </w:p>
+          <w:p/>
         </w:tc>
         <w:tc>
           <w:tcPr>
@@ -2065,13 +2090,6 @@
             <w:pPr>
               <w:jc w:val="center"/>
             </w:pPr>
-            <w:r>
-              <w:rPr>
-                <w:rFonts w:ascii="Times New Roman" w:hAnsi="Times New Roman"/>
-                <w:sz w:val="21"/>
-              </w:rPr>
-              <w:t>pandas</w:t>
-            </w:r>
           </w:p>
         </w:tc>
         <w:tc>
@@ -2081,15 +2099,7 @@
             <w:shd w:val="clear" w:color="auto" w:fill="E2EFD9" w:themeFill="accent6" w:themeFillTint="33"/>
             <w:vAlign w:val="center"/>
           </w:tcPr>
-          <w:p>
-            <w:r>
-              <w:rPr>
-                <w:rFonts w:ascii="Times New Roman" w:hAnsi="Times New Roman"/>
-                <w:sz w:val="21"/>
-              </w:rPr>
-              <w:t>Calculates the average Marks value</w:t>
-            </w:r>
-          </w:p>
+          <w:p/>
         </w:tc>
       </w:tr>
       <w:tr>
@@ -2148,7 +2158,6 @@
                 <w:rFonts w:ascii="Times New Roman" w:hAnsi="Times New Roman"/>
                 <w:b/>
               </w:rPr>
-              <w:lastRenderedPageBreak/>
               <w:t>Algorithm/</w:t>
             </w:r>
           </w:p>
@@ -2161,6 +2170,7 @@
                 <w:rFonts w:ascii="Times New Roman" w:hAnsi="Times New Roman"/>
                 <w:b/>
               </w:rPr>
+              <w:lastRenderedPageBreak/>
               <w:t>Flowchart/</w:t>
             </w:r>
           </w:p>
@@ -3379,7 +3389,39 @@
                       <w:rFonts w:ascii="Times New Roman" w:hAnsi="Times New Roman"/>
                       <w:sz w:val="19"/>
                     </w:rPr>
-                    <w:t>Figure 2.1 displays the original DataFrame created from the student dictionary. It contains the columns StudentID, Name, and Marks for five students. The pd.DataFrame() function converts the dictionary into a structured tabular format that can be analysed using Pandas.</w:t>
+                    <w:t xml:space="preserve">Figure 2.1 displays the original DataFrame created from the student dictionary. It contains the columns </w:t>
+                  </w:r>
+                  <w:proofErr w:type="spellStart"/>
+                  <w:r>
+                    <w:rPr>
+                      <w:rFonts w:ascii="Times New Roman" w:hAnsi="Times New Roman"/>
+                      <w:sz w:val="19"/>
+                    </w:rPr>
+                    <w:t>StudentID</w:t>
+                  </w:r>
+                  <w:proofErr w:type="spellEnd"/>
+                  <w:r>
+                    <w:rPr>
+                      <w:rFonts w:ascii="Times New Roman" w:hAnsi="Times New Roman"/>
+                      <w:sz w:val="19"/>
+                    </w:rPr>
+                    <w:t xml:space="preserve">, Name, and Marks for five students. The </w:t>
+                  </w:r>
+                  <w:proofErr w:type="gramStart"/>
+                  <w:r>
+                    <w:rPr>
+                      <w:rFonts w:ascii="Times New Roman" w:hAnsi="Times New Roman"/>
+                      <w:sz w:val="19"/>
+                    </w:rPr>
+                    <w:t>pd.DataFrame</w:t>
+                  </w:r>
+                  <w:proofErr w:type="gramEnd"/>
+                  <w:r>
+                    <w:rPr>
+                      <w:rFonts w:ascii="Times New Roman" w:hAnsi="Times New Roman"/>
+                      <w:sz w:val="19"/>
+                    </w:rPr>
+                    <w:t>() function converts the dictionary into a structured tabular format that can be analysed using Pandas.</w:t>
                   </w:r>
                 </w:p>
               </w:tc>
@@ -3414,7 +3456,23 @@
                       <w:rFonts w:ascii="Times New Roman" w:hAnsi="Times New Roman"/>
                       <w:sz w:val="19"/>
                     </w:rPr>
-                    <w:t xml:space="preserve">Figure 2.2 shows only the Name and Marks columns selected from    the original DataFrame. This demonstrates column </w:t>
+                    <w:t xml:space="preserve">Figure 2.2 shows only the Name and Marks columns selected from    the original </w:t>
+                  </w:r>
+                  <w:proofErr w:type="spellStart"/>
+                  <w:r>
+                    <w:rPr>
+                      <w:rFonts w:ascii="Times New Roman" w:hAnsi="Times New Roman"/>
+                      <w:sz w:val="19"/>
+                    </w:rPr>
+                    <w:t>DataFrame</w:t>
+                  </w:r>
+                  <w:proofErr w:type="spellEnd"/>
+                  <w:r>
+                    <w:rPr>
+                      <w:rFonts w:ascii="Times New Roman" w:hAnsi="Times New Roman"/>
+                      <w:sz w:val="19"/>
+                    </w:rPr>
+                    <w:t xml:space="preserve">. This demonstrates column </w:t>
                   </w:r>
                   <w:r>
                     <w:rPr>
@@ -3422,7 +3480,39 @@
                       <w:sz w:val="19"/>
                     </w:rPr>
                     <w:br/>
-                    <w:t xml:space="preserve">            selection and allows the analysis to focus on the           st u d   student names and their corresponding marks without    d        i Displaying StudentID.</w:t>
+                    <w:t xml:space="preserve">            selection and allows the analysis to focus on the           st u d   student names and their corresponding marks without    d        </w:t>
+                  </w:r>
+                  <w:proofErr w:type="spellStart"/>
+                  <w:r>
+                    <w:rPr>
+                      <w:rFonts w:ascii="Times New Roman" w:hAnsi="Times New Roman"/>
+                      <w:sz w:val="19"/>
+                    </w:rPr>
+                    <w:t>i</w:t>
+                  </w:r>
+                  <w:proofErr w:type="spellEnd"/>
+                  <w:r>
+                    <w:rPr>
+                      <w:rFonts w:ascii="Times New Roman" w:hAnsi="Times New Roman"/>
+                      <w:sz w:val="19"/>
+                    </w:rPr>
+                    <w:t xml:space="preserve"> Displaying </w:t>
+                  </w:r>
+                  <w:proofErr w:type="spellStart"/>
+                  <w:r>
+                    <w:rPr>
+                      <w:rFonts w:ascii="Times New Roman" w:hAnsi="Times New Roman"/>
+                      <w:sz w:val="19"/>
+                    </w:rPr>
+                    <w:t>StudentID</w:t>
+                  </w:r>
+                  <w:proofErr w:type="spellEnd"/>
+                  <w:r>
+                    <w:rPr>
+                      <w:rFonts w:ascii="Times New Roman" w:hAnsi="Times New Roman"/>
+                      <w:sz w:val="19"/>
+                    </w:rPr>
+                    <w:t>.</w:t>
                   </w:r>
                 </w:p>
               </w:tc>
@@ -3802,7 +3892,23 @@
                       <w:rFonts w:ascii="Times New Roman" w:hAnsi="Times New Roman"/>
                       <w:sz w:val="19"/>
                     </w:rPr>
-                    <w:t xml:space="preserve">condition dataFrame["Marks"] &gt; 70 retains John, </w:t>
+                    <w:t xml:space="preserve">condition </w:t>
+                  </w:r>
+                  <w:proofErr w:type="spellStart"/>
+                  <w:r>
+                    <w:rPr>
+                      <w:rFonts w:ascii="Times New Roman" w:hAnsi="Times New Roman"/>
+                      <w:sz w:val="19"/>
+                    </w:rPr>
+                    <w:t>dataFrame</w:t>
+                  </w:r>
+                  <w:proofErr w:type="spellEnd"/>
+                  <w:r>
+                    <w:rPr>
+                      <w:rFonts w:ascii="Times New Roman" w:hAnsi="Times New Roman"/>
+                      <w:sz w:val="19"/>
+                    </w:rPr>
+                    <w:t xml:space="preserve">["Marks"] &gt; 70 retains John, </w:t>
                   </w:r>
                 </w:p>
                 <w:p>
@@ -3819,7 +3925,23 @@
                       <w:rFonts w:ascii="Times New Roman" w:hAnsi="Times New Roman"/>
                       <w:sz w:val="19"/>
                     </w:rPr>
-                    <w:t xml:space="preserve">Alice, and Cook because their marks satisfy the </w:t>
+                    <w:t xml:space="preserve">Alice, and </w:t>
+                  </w:r>
+                  <w:proofErr w:type="gramStart"/>
+                  <w:r>
+                    <w:rPr>
+                      <w:rFonts w:ascii="Times New Roman" w:hAnsi="Times New Roman"/>
+                      <w:sz w:val="19"/>
+                    </w:rPr>
+                    <w:t>Cook</w:t>
+                  </w:r>
+                  <w:proofErr w:type="gramEnd"/>
+                  <w:r>
+                    <w:rPr>
+                      <w:rFonts w:ascii="Times New Roman" w:hAnsi="Times New Roman"/>
+                      <w:sz w:val="19"/>
+                    </w:rPr>
+                    <w:t xml:space="preserve"> because their marks satisfy the </w:t>
                   </w:r>
                 </w:p>
                 <w:p>
@@ -3863,7 +3985,23 @@
                       <w:rFonts w:ascii="Times New Roman" w:hAnsi="Times New Roman"/>
                       <w:sz w:val="19"/>
                     </w:rPr>
-                    <w:t>Figure 2.4 displays the updated DataFrame after adding the Grade column. Grades are assigned using  conditional logic: A for marks of 90 or above, B for 80-89, C for 70-79, D for 60-69, and E for    marks below 60.</w:t>
+                    <w:t xml:space="preserve">Figure 2.4 displays the updated DataFrame after adding the Grade column. Grades are assigned </w:t>
+                  </w:r>
+                  <w:proofErr w:type="gramStart"/>
+                  <w:r>
+                    <w:rPr>
+                      <w:rFonts w:ascii="Times New Roman" w:hAnsi="Times New Roman"/>
+                      <w:sz w:val="19"/>
+                    </w:rPr>
+                    <w:t>using  conditional</w:t>
+                  </w:r>
+                  <w:proofErr w:type="gramEnd"/>
+                  <w:r>
+                    <w:rPr>
+                      <w:rFonts w:ascii="Times New Roman" w:hAnsi="Times New Roman"/>
+                      <w:sz w:val="19"/>
+                    </w:rPr>
+                    <w:t xml:space="preserve"> logic: A for marks of 90 or above, B for 80-89, C for 70-79, D for 60-69, and E for    marks below 60.</w:t>
                   </w:r>
                 </w:p>
               </w:tc>
@@ -4072,7 +4210,23 @@
                       <w:rFonts w:ascii="Times New Roman" w:hAnsi="Times New Roman"/>
                       <w:sz w:val="19"/>
                     </w:rPr>
-                    <w:t xml:space="preserve">Figure 2.5 shows the records sorted from the lowest marks to the highest marks using sort_values(). Hasnain       a appears first with 45 marks, while Cook appears </w:t>
+                    <w:t>Figure 2.5 shows the records sorted from the lowest marks to the highest marks using sort_</w:t>
+                  </w:r>
+                  <w:proofErr w:type="gramStart"/>
+                  <w:r>
+                    <w:rPr>
+                      <w:rFonts w:ascii="Times New Roman" w:hAnsi="Times New Roman"/>
+                      <w:sz w:val="19"/>
+                    </w:rPr>
+                    <w:t>values(</w:t>
+                  </w:r>
+                  <w:proofErr w:type="gramEnd"/>
+                  <w:r>
+                    <w:rPr>
+                      <w:rFonts w:ascii="Times New Roman" w:hAnsi="Times New Roman"/>
+                      <w:sz w:val="19"/>
+                    </w:rPr>
+                    <w:t xml:space="preserve">). Hasnain       a appears first with 45 marks, while Cook appears </w:t>
                   </w:r>
                 </w:p>
                 <w:p>
@@ -4134,7 +4288,23 @@
                       <w:sz w:val="19"/>
                     </w:rPr>
                     <w:lastRenderedPageBreak/>
-                    <w:t>Figure 2.6 displays the average marks calculated using   the mean() function. The total marks of all five     students divided by five gives an average of        77.0.</w:t>
+                    <w:t xml:space="preserve">Figure 2.6 displays the average marks calculated using   the </w:t>
+                  </w:r>
+                  <w:proofErr w:type="gramStart"/>
+                  <w:r>
+                    <w:rPr>
+                      <w:rFonts w:ascii="Times New Roman" w:hAnsi="Times New Roman"/>
+                      <w:sz w:val="19"/>
+                    </w:rPr>
+                    <w:t>mean(</w:t>
+                  </w:r>
+                  <w:proofErr w:type="gramEnd"/>
+                  <w:r>
+                    <w:rPr>
+                      <w:rFonts w:ascii="Times New Roman" w:hAnsi="Times New Roman"/>
+                      <w:sz w:val="19"/>
+                    </w:rPr>
+                    <w:t>) function. The total marks of all five     students divided by five gives an average of        77.0.</w:t>
                   </w:r>
                 </w:p>
               </w:tc>
@@ -4483,7 +4653,23 @@
                 <w:rFonts w:ascii="Times New Roman" w:hAnsi="Times New Roman"/>
                 <w:sz w:val="20"/>
               </w:rPr>
-              <w:t>4. Python Program (Google Colab Link)</w:t>
+              <w:t xml:space="preserve">4. Python Program (Google </w:t>
+            </w:r>
+            <w:proofErr w:type="spellStart"/>
+            <w:r>
+              <w:rPr>
+                <w:rFonts w:ascii="Times New Roman" w:hAnsi="Times New Roman"/>
+                <w:sz w:val="20"/>
+              </w:rPr>
+              <w:t>Colab</w:t>
+            </w:r>
+            <w:proofErr w:type="spellEnd"/>
+            <w:r>
+              <w:rPr>
+                <w:rFonts w:ascii="Times New Roman" w:hAnsi="Times New Roman"/>
+                <w:sz w:val="20"/>
+              </w:rPr>
+              <w:t xml:space="preserve"> Link)</w:t>
             </w:r>
           </w:p>
           <w:p>
@@ -4637,8 +4823,16 @@
       <w:rPr>
         <w:lang w:val="en-US"/>
       </w:rPr>
-      <w:t xml:space="preserve"> Makada Hasnain Husainbhai</w:t>
+      <w:t xml:space="preserve"> Makada Hasnain </w:t>
     </w:r>
+    <w:proofErr w:type="spellStart"/>
+    <w:r>
+      <w:rPr>
+        <w:lang w:val="en-US"/>
+      </w:rPr>
+      <w:t>Husainbhai</w:t>
+    </w:r>
+    <w:proofErr w:type="spellEnd"/>
   </w:p>
   <w:p>
     <w:pPr>
